--- a/writeup/2.2.docx
+++ b/writeup/2.2.docx
@@ -23,19 +23,7 @@
     </w:p>
     <w:p>
       <w:r>
-        <w:t>The system returns the sentence introducing</w:t>
-      </w:r>
-      <w:r>
-        <w:t xml:space="preserve"> </w:t>
-      </w:r>
-      <w:r>
-        <w:t>the topic, but the actual explanation is cut off because a fixed 512-token sliding window chopped the</w:t>
-      </w:r>
-      <w:r>
-        <w:t xml:space="preserve"> </w:t>
-      </w:r>
-      <w:r>
-        <w:t>transcript in half.</w:t>
+        <w:t>The system returns the sentence introducing the topic, but the actual explanation is cut off because a fixed 512-token sliding window chopped the transcript in half.</w:t>
       </w:r>
     </w:p>
     <w:p>
@@ -86,7 +74,17 @@
         </w:numPr>
       </w:pPr>
       <w:r>
-        <w:t xml:space="preserve">Less deliberate wording and increased filler words can exhaust the chunk token limit without adding valuable information to it’s context. </w:t>
+        <w:t xml:space="preserve">Less deliberate wording and increased filler words can exhaust the chunk token limit without adding valuable information to </w:t>
+      </w:r>
+      <w:proofErr w:type="spellStart"/>
+      <w:proofErr w:type="gramStart"/>
+      <w:r>
+        <w:t>it’s</w:t>
+      </w:r>
+      <w:proofErr w:type="spellEnd"/>
+      <w:proofErr w:type="gramEnd"/>
+      <w:r>
+        <w:t xml:space="preserve"> context. </w:t>
       </w:r>
     </w:p>
     <w:p>
@@ -213,13 +211,18 @@
         <w:t xml:space="preserve"> of using whole sentences until the token limit is reached,</w:t>
       </w:r>
       <w:r>
-        <w:t xml:space="preserve"> remains but also another type is introduced, one where small</w:t>
-      </w:r>
-      <w:r>
-        <w:t xml:space="preserve"> </w:t>
-      </w:r>
-      <w:r>
-        <w:t xml:space="preserve">units such as sentences are embedded and their cosine similarity calculated. A high similarity can imply that the units belong to the same context, and a low similarity implies a significant change in meaning, marking it as a candidate chunk border. </w:t>
+        <w:t xml:space="preserve"> remains but also another type is introduced, one where </w:t>
+      </w:r>
+      <w:r>
+        <w:t xml:space="preserve">atomic </w:t>
+      </w:r>
+      <w:proofErr w:type="gramStart"/>
+      <w:r>
+        <w:t>units</w:t>
+      </w:r>
+      <w:proofErr w:type="gramEnd"/>
+      <w:r>
+        <w:t xml:space="preserve"> such as sentences are embedded and their cosine similarity calculated. A high similarity can imply that the units belong to the same context, and a low similarity implies a significant change in meaning, marking it as a candidate chunk border. </w:t>
       </w:r>
     </w:p>
     <w:p>
@@ -242,14 +245,6 @@
       <w:r>
         <w:lastRenderedPageBreak/>
         <w:t>lengths is an issue even this method would face due to the same token limit issue.</w:t>
-      </w:r>
-    </w:p>
-    <w:p>
-      <w:pPr>
-        <w:pStyle w:val="ListParagraph"/>
-      </w:pPr>
-      <w:r>
-        <w:t>Out of the 2 strategies discussed, semantic chunking would be the better suited one for audio transcripts due to its additional ability to exploit semantic boundaries to decide chunk boundaries.</w:t>
       </w:r>
     </w:p>
     <w:p>
@@ -259,6 +254,39 @@
           <w:ilvl w:val="0"/>
           <w:numId w:val="1"/>
         </w:numPr>
+      </w:pPr>
+      <w:r>
+        <w:t>Out of the 2 strategies discussed, semantic chunking would be the better suited one for audio transcripts due to its additional ability to exploit semantic boundaries to decide chunk boundaries.</w:t>
+      </w:r>
+    </w:p>
+    <w:p>
+      <w:pPr>
+        <w:pStyle w:val="ListParagraph"/>
+      </w:pPr>
+      <w:r>
+        <w:t xml:space="preserve">This strategy is informed by </w:t>
+      </w:r>
+      <w:r>
+        <w:t xml:space="preserve">Hearst's </w:t>
+      </w:r>
+      <w:proofErr w:type="spellStart"/>
+      <w:r>
+        <w:t>TextTiling</w:t>
+      </w:r>
+      <w:proofErr w:type="spellEnd"/>
+      <w:r>
+        <w:t xml:space="preserve"> approach (1997</w:t>
+      </w:r>
+      <w:r>
+        <w:t xml:space="preserve">). The paper talks about improvements in such a subtopic based chunking implementation over taking the whole document. The goal was to quantitively identify context transitions and exploit them to provide finer detail to the model while responding to a user query as compared to blindly giving the model the entire document. A transcript doesn’t have a textually structured format, so we have to pivot to more semantic strategies. The paper includes many significant </w:t>
+      </w:r>
+      <w:r>
+        <w:t>methods that I have based the following implementation and will mention as and when relevant.</w:t>
+      </w:r>
+    </w:p>
+    <w:p>
+      <w:pPr>
+        <w:pStyle w:val="ListParagraph"/>
       </w:pPr>
       <w:r>
         <w:t>Now that we have chosen a chunking strategy, the ideal way to implement this would be as follows:</w:t>
@@ -276,6 +304,9 @@
       <w:r>
         <w:t>Preprocess the transcript by removing obvious transcription artifacts while retaining timestamps and relevant speaker information.</w:t>
       </w:r>
+      <w:r>
+        <w:t xml:space="preserve"> In Hearst’s paper, she has defined this step as removing stop words, I have extended that definition for spoken transcripts to cover filler words as well.</w:t>
+      </w:r>
     </w:p>
     <w:p>
       <w:pPr>
@@ -289,6 +320,20 @@
       <w:r>
         <w:t>Divide the transcript into smaller units, we’ll consider sentences here, by identifying clause boundaries.</w:t>
       </w:r>
+      <w:r>
+        <w:t xml:space="preserve"> </w:t>
+      </w:r>
+      <w:r>
+        <w:t xml:space="preserve">The atomic units used in Hearst’s paper were fixed-token length segments, which she called </w:t>
+      </w:r>
+      <w:proofErr w:type="spellStart"/>
+      <w:r>
+        <w:t>pseudosentences</w:t>
+      </w:r>
+      <w:proofErr w:type="spellEnd"/>
+      <w:r>
+        <w:t>, we just considered whole sentences.</w:t>
+      </w:r>
     </w:p>
     <w:p>
       <w:pPr>
@@ -302,6 +347,9 @@
       <w:r>
         <w:t>Pass each sentence into a pretrained embedding model to create the embedding vector.</w:t>
       </w:r>
+      <w:r>
+        <w:t xml:space="preserve"> This is in contrast to Hearst’s paper, where she uses a lexical word counter for each block.</w:t>
+      </w:r>
     </w:p>
     <w:p>
       <w:pPr>
@@ -344,6 +392,25 @@
       </w:r>
     </w:p>
     <w:p>
+      <w:r>
+        <w:tab/>
+      </w:r>
+      <w:r>
+        <w:tab/>
+        <w:t xml:space="preserve">This comes directly from Hearst’s paper, where she uses a normalized inner </w:t>
+      </w:r>
+      <w:r>
+        <w:tab/>
+      </w:r>
+      <w:r>
+        <w:tab/>
+      </w:r>
+      <w:r>
+        <w:tab/>
+        <w:t>product, which is basically cosine similarity.</w:t>
+      </w:r>
+    </w:p>
+    <w:p>
       <w:pPr>
         <w:pStyle w:val="ListParagraph"/>
         <w:numPr>
@@ -358,6 +425,20 @@
       <w:r>
         <w:t xml:space="preserve"> boundaries.</w:t>
       </w:r>
+      <w:r>
+        <w:t xml:space="preserve"> </w:t>
+      </w:r>
+      <w:r>
+        <w:t xml:space="preserve">This also follows the general principle used in </w:t>
+      </w:r>
+      <w:proofErr w:type="spellStart"/>
+      <w:r>
+        <w:t>TextTiling</w:t>
+      </w:r>
+      <w:proofErr w:type="spellEnd"/>
+      <w:r>
+        <w:t xml:space="preserve"> (Section 5.4), where the similarity profile is smoothed before boundary detection to reduce the influence of small local fluctuations.</w:t>
+      </w:r>
     </w:p>
     <w:p>
       <w:pPr>
@@ -452,7 +533,16 @@
         <w:ind w:hanging="371"/>
       </w:pPr>
       <w:r>
-        <w:t>We compute Recall@k for different values of k by comparing the context contained in the top-</w:t>
+        <w:lastRenderedPageBreak/>
+        <w:t xml:space="preserve">We compute </w:t>
+      </w:r>
+      <w:proofErr w:type="spellStart"/>
+      <w:r>
+        <w:t>Recall@k</w:t>
+      </w:r>
+      <w:proofErr w:type="spellEnd"/>
+      <w:r>
+        <w:t xml:space="preserve"> for different values of k by comparing the context contained in the top-</w:t>
       </w:r>
       <w:r>
         <w:t>k</w:t>
@@ -564,7 +654,6 @@
         <w:ind w:left="1440"/>
       </w:pPr>
       <w:r>
-        <w:lastRenderedPageBreak/>
         <w:t>This specific model is chosen as it is built to place semantically similar text near each other. It is also an English only model and works on only 33M parameters. It seemed a good balance between retrieval proficiency and computational cost.</w:t>
       </w:r>
     </w:p>
@@ -587,11 +676,28 @@
         <w:ind w:left="1418"/>
       </w:pPr>
       <w:r>
-        <w:t xml:space="preserve">Sentences are segmented and embedded with bge. A cosine similarity is used to determine the change in context between consecutive sentences and candidate chunk boundaries are assigned as seen in the previous question. </w:t>
+        <w:t xml:space="preserve">Sentences are segmented and embedded with </w:t>
+      </w:r>
+      <w:proofErr w:type="spellStart"/>
+      <w:r>
+        <w:t>bge</w:t>
+      </w:r>
+      <w:proofErr w:type="spellEnd"/>
+      <w:r>
+        <w:t xml:space="preserve">. A cosine similarity is used to determine the change in context between consecutive sentences and candidate chunk boundaries are assigned as seen in the previous question. </w:t>
       </w:r>
       <w:r>
         <w:t>A minimum chunk size of 100 tokens was enforced, alongside a maximum determined by the embedding model's token limit.</w:t>
       </w:r>
+      <w:r>
+        <w:t xml:space="preserve"> In an article, we cannot always take paragraph boundaries as context boundaries because in recent times, the occurrence of a paragraph boundary has been about readability over context transition, as mentioned in Hearst’s paper. Regardless we need not worry since we are working with audio transcripts, which don’t have paragraph boundaries to begin with.</w:t>
+      </w:r>
+    </w:p>
+    <w:p>
+      <w:pPr>
+        <w:pStyle w:val="ListParagraph"/>
+        <w:ind w:left="1418"/>
+      </w:pPr>
     </w:p>
     <w:p>
       <w:pPr>
@@ -792,10 +898,7 @@
         </w:numPr>
       </w:pPr>
       <w:r>
-        <w:t xml:space="preserve">Threshold - </w:t>
-      </w:r>
-      <w:r>
-        <w:t>After testing with multiple similarity thresholds [20%, 10%, 5%, 2.5%], I settled on 5%</w:t>
+        <w:t>Threshold - After testing with multiple similarity thresholds [20%, 10%, 5%, 2.5%], I settled on 5%</w:t>
       </w:r>
       <w:r>
         <w:t>, i.e. the 5</w:t>
@@ -812,6 +915,25 @@
       <w:r>
         <w:t>. 20% and 10% had too much context overlap and introduced too many context boundaries resulting in smaller and more fragmented chunks. In contrast, 2.5% produced too few boundaries and ended up being closer to a sentence-based chunk boundary detection method.</w:t>
       </w:r>
+      <w:r>
+        <w:t xml:space="preserve"> In </w:t>
+      </w:r>
+      <w:proofErr w:type="spellStart"/>
+      <w:r>
+        <w:t>TextTiling</w:t>
+      </w:r>
+      <w:proofErr w:type="spellEnd"/>
+      <w:r>
+        <w:t xml:space="preserve">, a depth-score based cutoff was used to determine relevance. I considered </w:t>
+      </w:r>
+      <w:proofErr w:type="spellStart"/>
+      <w:r>
+        <w:t>pth</w:t>
+      </w:r>
+      <w:proofErr w:type="spellEnd"/>
+      <w:r>
+        <w:t xml:space="preserve"> percentile because its simpler and better suited to out similarity signal.</w:t>
+      </w:r>
     </w:p>
     <w:p>
       <w:pPr>
@@ -822,7 +944,22 @@
         </w:numPr>
       </w:pPr>
       <w:r>
+        <w:lastRenderedPageBreak/>
         <w:t>Local minimum – Instead of declaring a candidate chunk boundary as soon as a drop is detected, an additional requirement of being a local minimum is introduced. This ensures that the bottom of the drop in similarity is chosen as a candidate and not the first drop.</w:t>
+      </w:r>
+      <w:r>
+        <w:t xml:space="preserve"> </w:t>
+      </w:r>
+      <w:r>
+        <w:t xml:space="preserve">This is analogous to the valley-based boundary identification described in Section 5.3 of </w:t>
+      </w:r>
+      <w:proofErr w:type="spellStart"/>
+      <w:r>
+        <w:t>TextTiling</w:t>
+      </w:r>
+      <w:proofErr w:type="spellEnd"/>
+      <w:r>
+        <w:t>, where significant valleys in the similarity profile indicate potential subtopic transitions.</w:t>
       </w:r>
     </w:p>
     <w:p>
@@ -843,7 +980,24 @@
         <w:ind w:left="1440"/>
       </w:pPr>
       <w:r>
-        <w:t>The finished chunks are embedded using the same bge model to maintain consistency. We don’t want the same piece of text to have different meanings. The user’s query is then embedded and compared against every chunk vector using cosine similarity</w:t>
+        <w:t xml:space="preserve">The finished chunks are embedded using the same </w:t>
+      </w:r>
+      <w:proofErr w:type="spellStart"/>
+      <w:r>
+        <w:t>bge</w:t>
+      </w:r>
+      <w:proofErr w:type="spellEnd"/>
+      <w:r>
+        <w:t xml:space="preserve"> model to maintain consistency. </w:t>
+      </w:r>
+      <w:r>
+        <w:t>This ensures that sentence, chunk and query representations use a consistent embedding space.</w:t>
+      </w:r>
+      <w:r>
+        <w:t xml:space="preserve"> </w:t>
+      </w:r>
+      <w:r>
+        <w:t>The user’s query is then embedded and compared against every chunk vector using cosine similarity</w:t>
       </w:r>
       <w:r>
         <w:t>.</w:t>
@@ -1116,7 +1270,6 @@
               <w:ind w:left="1440"/>
             </w:pPr>
             <w:r>
-              <w:lastRenderedPageBreak/>
               <w:t>Borderline</w:t>
             </w:r>
           </w:p>
@@ -1384,7 +1537,195 @@
           <w:lang w:eastAsia="en-IN"/>
           <w14:ligatures w14:val="none"/>
         </w:rPr>
-        <w:t>Both methods were evaluated using context-complete Recall@k for k = 1, 3 and 5. A retrieval was considered successful if the top-k chunks collectively contained the complete ground-truth context required to answer the corresponding question.</w:t>
+        <w:lastRenderedPageBreak/>
+        <w:t xml:space="preserve">Both methods were evaluated using context-complete </w:t>
+      </w:r>
+      <w:proofErr w:type="spellStart"/>
+      <w:r>
+        <w:rPr>
+          <w:rFonts w:eastAsia="Times New Roman" w:cs="Times New Roman"/>
+          <w:kern w:val="0"/>
+          <w:sz w:val="24"/>
+          <w:szCs w:val="24"/>
+          <w:lang w:eastAsia="en-IN"/>
+          <w14:ligatures w14:val="none"/>
+        </w:rPr>
+        <w:t>Recall@k</w:t>
+      </w:r>
+      <w:proofErr w:type="spellEnd"/>
+      <w:r>
+        <w:rPr>
+          <w:rFonts w:eastAsia="Times New Roman" w:cs="Times New Roman"/>
+          <w:kern w:val="0"/>
+          <w:sz w:val="24"/>
+          <w:szCs w:val="24"/>
+          <w:lang w:eastAsia="en-IN"/>
+          <w14:ligatures w14:val="none"/>
+        </w:rPr>
+        <w:t xml:space="preserve"> for k = 1, 3 and 5. </w:t>
+      </w:r>
+    </w:p>
+    <w:p>
+      <w:pPr>
+        <w:pStyle w:val="ListParagraph"/>
+        <w:spacing w:before="100" w:beforeAutospacing="1" w:after="100" w:afterAutospacing="1" w:line="240" w:lineRule="auto"/>
+        <w:ind w:left="1440"/>
+        <w:rPr>
+          <w:rFonts w:eastAsia="Times New Roman" w:cs="Times New Roman"/>
+          <w:kern w:val="0"/>
+          <w:sz w:val="24"/>
+          <w:szCs w:val="24"/>
+          <w:lang w:eastAsia="en-IN"/>
+          <w14:ligatures w14:val="none"/>
+        </w:rPr>
+      </w:pPr>
+      <m:oMathPara>
+        <m:oMath>
+          <m:r>
+            <w:rPr>
+              <w:rFonts w:ascii="Cambria Math" w:eastAsia="Times New Roman" w:hAnsi="Cambria Math" w:cs="Times New Roman"/>
+              <w:sz w:val="24"/>
+              <w:szCs w:val="24"/>
+            </w:rPr>
+            <m:t>Recall@k=</m:t>
+          </m:r>
+          <m:f>
+            <m:fPr>
+              <m:ctrlPr>
+                <w:rPr>
+                  <w:rFonts w:ascii="Cambria Math" w:eastAsia="Times New Roman" w:hAnsi="Cambria Math" w:cs="Times New Roman"/>
+                  <w:sz w:val="24"/>
+                  <w:szCs w:val="24"/>
+                </w:rPr>
+              </m:ctrlPr>
+            </m:fPr>
+            <m:num>
+              <m:r>
+                <w:rPr>
+                  <w:rFonts w:ascii="Cambria Math" w:eastAsia="Times New Roman" w:hAnsi="Cambria Math" w:cs="Times New Roman"/>
+                  <w:sz w:val="24"/>
+                  <w:szCs w:val="24"/>
+                </w:rPr>
+                <m:t>1</m:t>
+              </m:r>
+            </m:num>
+            <m:den>
+              <m:r>
+                <w:rPr>
+                  <w:rFonts w:ascii="Cambria Math" w:eastAsia="Times New Roman" w:hAnsi="Cambria Math" w:cs="Times New Roman"/>
+                  <w:sz w:val="24"/>
+                  <w:szCs w:val="24"/>
+                </w:rPr>
+                <m:t>N</m:t>
+              </m:r>
+            </m:den>
+          </m:f>
+          <m:nary>
+            <m:naryPr>
+              <m:chr m:val="∑"/>
+              <m:limLoc m:val="undOvr"/>
+              <m:ctrlPr>
+                <w:rPr>
+                  <w:rFonts w:ascii="Cambria Math" w:eastAsia="Times New Roman" w:hAnsi="Cambria Math" w:cs="Times New Roman"/>
+                  <w:sz w:val="24"/>
+                  <w:szCs w:val="24"/>
+                </w:rPr>
+              </m:ctrlPr>
+            </m:naryPr>
+            <m:sub>
+              <m:r>
+                <w:rPr>
+                  <w:rFonts w:ascii="Cambria Math" w:eastAsia="Times New Roman" w:hAnsi="Cambria Math" w:cs="Times New Roman"/>
+                  <w:sz w:val="24"/>
+                  <w:szCs w:val="24"/>
+                </w:rPr>
+                <m:t>i=1</m:t>
+              </m:r>
+            </m:sub>
+            <m:sup>
+              <m:r>
+                <w:rPr>
+                  <w:rFonts w:ascii="Cambria Math" w:eastAsia="Times New Roman" w:hAnsi="Cambria Math" w:cs="Times New Roman"/>
+                  <w:sz w:val="24"/>
+                  <w:szCs w:val="24"/>
+                </w:rPr>
+                <m:t>N</m:t>
+              </m:r>
+            </m:sup>
+            <m:e>
+              <m:r>
+                <m:rPr>
+                  <m:scr m:val="double-struck"/>
+                  <m:sty m:val="p"/>
+                </m:rPr>
+                <w:rPr>
+                  <w:rFonts w:ascii="Cambria Math" w:eastAsia="Times New Roman" w:hAnsi="Cambria Math" w:cs="Times New Roman"/>
+                  <w:sz w:val="24"/>
+                  <w:szCs w:val="24"/>
+                </w:rPr>
+                <m:t>1</m:t>
+              </m:r>
+            </m:e>
+          </m:nary>
+          <m:d>
+            <m:dPr>
+              <m:ctrlPr>
+                <w:rPr>
+                  <w:rFonts w:ascii="Cambria Math" w:eastAsia="Times New Roman" w:hAnsi="Cambria Math" w:cs="Times New Roman"/>
+                  <w:sz w:val="24"/>
+                  <w:szCs w:val="24"/>
+                </w:rPr>
+              </m:ctrlPr>
+            </m:dPr>
+            <m:e>
+              <m:r>
+                <m:rPr>
+                  <m:nor/>
+                </m:rPr>
+                <w:rPr>
+                  <w:rFonts w:eastAsia="Times New Roman" w:cs="Times New Roman"/>
+                  <w:sz w:val="24"/>
+                  <w:szCs w:val="24"/>
+                </w:rPr>
+                <m:t>complete ground-truth context retrieved at </m:t>
+              </m:r>
+              <m:r>
+                <w:rPr>
+                  <w:rFonts w:ascii="Cambria Math" w:eastAsia="Times New Roman" w:hAnsi="Cambria Math" w:cs="Times New Roman"/>
+                  <w:sz w:val="24"/>
+                  <w:szCs w:val="24"/>
+                </w:rPr>
+                <m:t>k</m:t>
+              </m:r>
+            </m:e>
+          </m:d>
+        </m:oMath>
+      </m:oMathPara>
+    </w:p>
+    <w:p>
+      <w:pPr>
+        <w:pStyle w:val="ListParagraph"/>
+        <w:spacing w:before="100" w:beforeAutospacing="1" w:after="100" w:afterAutospacing="1" w:line="240" w:lineRule="auto"/>
+        <w:ind w:left="1440"/>
+        <w:rPr>
+          <w:rFonts w:eastAsia="Times New Roman" w:cs="Times New Roman"/>
+          <w:kern w:val="0"/>
+          <w:sz w:val="24"/>
+          <w:szCs w:val="24"/>
+          <w:lang w:eastAsia="en-IN"/>
+          <w14:ligatures w14:val="none"/>
+        </w:rPr>
+      </w:pPr>
+      <w:r>
+        <w:rPr>
+          <w:rFonts w:eastAsia="Times New Roman" w:cs="Times New Roman"/>
+          <w:kern w:val="0"/>
+          <w:sz w:val="24"/>
+          <w:szCs w:val="24"/>
+          <w:lang w:eastAsia="en-IN"/>
+          <w14:ligatures w14:val="none"/>
+        </w:rPr>
+        <w:t>A retrieval was considered successful if the top-k chunks collectively contained the complete ground-truth context required to answer the corresponding question.</w:t>
       </w:r>
     </w:p>
     <w:p>
@@ -1449,7 +1790,7 @@
         <w:spacing w:before="100" w:beforeAutospacing="1" w:after="100" w:afterAutospacing="1" w:line="240" w:lineRule="auto"/>
         <w:ind w:left="1440"/>
         <w:rPr>
-          <w:rFonts w:eastAsia="Times New Roman" w:cs="Times New Roman"/>
+          <w:rFonts w:ascii="Times New Roman" w:eastAsia="Times New Roman" w:hAnsi="Times New Roman" w:cs="Times New Roman"/>
           <w:kern w:val="0"/>
           <w:sz w:val="24"/>
           <w:szCs w:val="24"/>
@@ -1458,6 +1799,579 @@
         </w:rPr>
       </w:pPr>
       <w:r>
+        <w:rPr>
+          <w:rFonts w:ascii="Times New Roman" w:eastAsia="Times New Roman" w:hAnsi="Times New Roman" w:cs="Times New Roman"/>
+          <w:kern w:val="0"/>
+          <w:sz w:val="24"/>
+          <w:szCs w:val="24"/>
+          <w:lang w:eastAsia="en-IN"/>
+          <w14:ligatures w14:val="none"/>
+        </w:rPr>
+        <w:t>The initial semantic chunking implementation was first evaluated against the fixed 512-token baseline:</w:t>
+      </w:r>
+    </w:p>
+    <w:tbl>
+      <w:tblPr>
+        <w:tblW w:w="0" w:type="auto"/>
+        <w:tblCellSpacing w:w="15" w:type="dxa"/>
+        <w:tblInd w:w="1656" w:type="dxa"/>
+        <w:tblCellMar>
+          <w:top w:w="15" w:type="dxa"/>
+          <w:left w:w="15" w:type="dxa"/>
+          <w:bottom w:w="15" w:type="dxa"/>
+          <w:right w:w="15" w:type="dxa"/>
+        </w:tblCellMar>
+        <w:tblLook w:val="04A0" w:firstRow="1" w:lastRow="0" w:firstColumn="1" w:lastColumn="0" w:noHBand="0" w:noVBand="1"/>
+      </w:tblPr>
+      <w:tblGrid>
+        <w:gridCol w:w="2515"/>
+        <w:gridCol w:w="1043"/>
+        <w:gridCol w:w="66"/>
+        <w:gridCol w:w="1043"/>
+        <w:gridCol w:w="1058"/>
+      </w:tblGrid>
+      <w:tr>
+        <w:trPr>
+          <w:tblCellSpacing w:w="15" w:type="dxa"/>
+        </w:trPr>
+        <w:tc>
+          <w:tcPr>
+            <w:tcW w:w="0" w:type="auto"/>
+            <w:vAlign w:val="center"/>
+            <w:hideMark/>
+          </w:tcPr>
+          <w:p>
+            <w:pPr>
+              <w:spacing w:after="0" w:line="240" w:lineRule="auto"/>
+              <w:jc w:val="center"/>
+              <w:rPr>
+                <w:rFonts w:ascii="Times New Roman" w:eastAsia="Times New Roman" w:hAnsi="Times New Roman" w:cs="Times New Roman"/>
+                <w:b/>
+                <w:bCs/>
+                <w:kern w:val="0"/>
+                <w:sz w:val="24"/>
+                <w:szCs w:val="24"/>
+                <w:lang w:eastAsia="en-IN"/>
+                <w14:ligatures w14:val="none"/>
+              </w:rPr>
+            </w:pPr>
+            <w:r>
+              <w:rPr>
+                <w:rFonts w:ascii="Times New Roman" w:eastAsia="Times New Roman" w:hAnsi="Times New Roman" w:cs="Times New Roman"/>
+                <w:b/>
+                <w:bCs/>
+                <w:kern w:val="0"/>
+                <w:sz w:val="24"/>
+                <w:szCs w:val="24"/>
+                <w:lang w:eastAsia="en-IN"/>
+                <w14:ligatures w14:val="none"/>
+              </w:rPr>
+              <w:t>Method</w:t>
+            </w:r>
+          </w:p>
+        </w:tc>
+        <w:tc>
+          <w:tcPr>
+            <w:tcW w:w="0" w:type="auto"/>
+            <w:vAlign w:val="center"/>
+            <w:hideMark/>
+          </w:tcPr>
+          <w:p>
+            <w:pPr>
+              <w:spacing w:after="0" w:line="240" w:lineRule="auto"/>
+              <w:jc w:val="center"/>
+              <w:rPr>
+                <w:rFonts w:ascii="Times New Roman" w:eastAsia="Times New Roman" w:hAnsi="Times New Roman" w:cs="Times New Roman"/>
+                <w:b/>
+                <w:bCs/>
+                <w:kern w:val="0"/>
+                <w:sz w:val="24"/>
+                <w:szCs w:val="24"/>
+                <w:lang w:eastAsia="en-IN"/>
+                <w14:ligatures w14:val="none"/>
+              </w:rPr>
+            </w:pPr>
+            <w:r>
+              <w:rPr>
+                <w:rFonts w:ascii="Times New Roman" w:eastAsia="Times New Roman" w:hAnsi="Times New Roman" w:cs="Times New Roman"/>
+                <w:b/>
+                <w:bCs/>
+                <w:kern w:val="0"/>
+                <w:sz w:val="24"/>
+                <w:szCs w:val="24"/>
+                <w:lang w:eastAsia="en-IN"/>
+                <w14:ligatures w14:val="none"/>
+              </w:rPr>
+              <w:t>Recall@1</w:t>
+            </w:r>
+          </w:p>
+        </w:tc>
+        <w:tc>
+          <w:tcPr>
+            <w:tcW w:w="0" w:type="auto"/>
+            <w:vAlign w:val="center"/>
+            <w:hideMark/>
+          </w:tcPr>
+          <w:p>
+            <w:pPr>
+              <w:spacing w:after="0" w:line="240" w:lineRule="auto"/>
+              <w:jc w:val="center"/>
+              <w:rPr>
+                <w:rFonts w:ascii="Times New Roman" w:eastAsia="Times New Roman" w:hAnsi="Times New Roman" w:cs="Times New Roman"/>
+                <w:b/>
+                <w:bCs/>
+                <w:kern w:val="0"/>
+                <w:sz w:val="24"/>
+                <w:szCs w:val="24"/>
+                <w:lang w:eastAsia="en-IN"/>
+                <w14:ligatures w14:val="none"/>
+              </w:rPr>
+            </w:pPr>
+          </w:p>
+        </w:tc>
+        <w:tc>
+          <w:tcPr>
+            <w:tcW w:w="0" w:type="auto"/>
+            <w:vAlign w:val="center"/>
+            <w:hideMark/>
+          </w:tcPr>
+          <w:p>
+            <w:pPr>
+              <w:spacing w:after="0" w:line="240" w:lineRule="auto"/>
+              <w:jc w:val="center"/>
+              <w:rPr>
+                <w:rFonts w:ascii="Times New Roman" w:eastAsia="Times New Roman" w:hAnsi="Times New Roman" w:cs="Times New Roman"/>
+                <w:b/>
+                <w:bCs/>
+                <w:kern w:val="0"/>
+                <w:sz w:val="24"/>
+                <w:szCs w:val="24"/>
+                <w:lang w:eastAsia="en-IN"/>
+                <w14:ligatures w14:val="none"/>
+              </w:rPr>
+            </w:pPr>
+            <w:r>
+              <w:rPr>
+                <w:rFonts w:ascii="Times New Roman" w:eastAsia="Times New Roman" w:hAnsi="Times New Roman" w:cs="Times New Roman"/>
+                <w:b/>
+                <w:bCs/>
+                <w:kern w:val="0"/>
+                <w:sz w:val="24"/>
+                <w:szCs w:val="24"/>
+                <w:lang w:eastAsia="en-IN"/>
+                <w14:ligatures w14:val="none"/>
+              </w:rPr>
+              <w:t>Recall@3</w:t>
+            </w:r>
+          </w:p>
+        </w:tc>
+        <w:tc>
+          <w:tcPr>
+            <w:tcW w:w="0" w:type="auto"/>
+            <w:vAlign w:val="center"/>
+            <w:hideMark/>
+          </w:tcPr>
+          <w:p>
+            <w:pPr>
+              <w:spacing w:after="0" w:line="240" w:lineRule="auto"/>
+              <w:jc w:val="center"/>
+              <w:rPr>
+                <w:rFonts w:ascii="Times New Roman" w:eastAsia="Times New Roman" w:hAnsi="Times New Roman" w:cs="Times New Roman"/>
+                <w:b/>
+                <w:bCs/>
+                <w:kern w:val="0"/>
+                <w:sz w:val="24"/>
+                <w:szCs w:val="24"/>
+                <w:lang w:eastAsia="en-IN"/>
+                <w14:ligatures w14:val="none"/>
+              </w:rPr>
+            </w:pPr>
+            <w:r>
+              <w:rPr>
+                <w:rFonts w:ascii="Times New Roman" w:eastAsia="Times New Roman" w:hAnsi="Times New Roman" w:cs="Times New Roman"/>
+                <w:b/>
+                <w:bCs/>
+                <w:kern w:val="0"/>
+                <w:sz w:val="24"/>
+                <w:szCs w:val="24"/>
+                <w:lang w:eastAsia="en-IN"/>
+                <w14:ligatures w14:val="none"/>
+              </w:rPr>
+              <w:t>Recall@5</w:t>
+            </w:r>
+          </w:p>
+        </w:tc>
+      </w:tr>
+      <w:tr>
+        <w:trPr>
+          <w:tblCellSpacing w:w="15" w:type="dxa"/>
+        </w:trPr>
+        <w:tc>
+          <w:tcPr>
+            <w:tcW w:w="0" w:type="auto"/>
+            <w:vAlign w:val="center"/>
+            <w:hideMark/>
+          </w:tcPr>
+          <w:p>
+            <w:pPr>
+              <w:spacing w:after="0" w:line="240" w:lineRule="auto"/>
+              <w:rPr>
+                <w:rFonts w:ascii="Times New Roman" w:eastAsia="Times New Roman" w:hAnsi="Times New Roman" w:cs="Times New Roman"/>
+                <w:kern w:val="0"/>
+                <w:sz w:val="24"/>
+                <w:szCs w:val="24"/>
+                <w:lang w:eastAsia="en-IN"/>
+                <w14:ligatures w14:val="none"/>
+              </w:rPr>
+            </w:pPr>
+            <w:r>
+              <w:rPr>
+                <w:rFonts w:ascii="Times New Roman" w:eastAsia="Times New Roman" w:hAnsi="Times New Roman" w:cs="Times New Roman"/>
+                <w:kern w:val="0"/>
+                <w:sz w:val="24"/>
+                <w:szCs w:val="24"/>
+                <w:lang w:eastAsia="en-IN"/>
+                <w14:ligatures w14:val="none"/>
+              </w:rPr>
+              <w:t>Fixed 512-token baseline</w:t>
+            </w:r>
+          </w:p>
+        </w:tc>
+        <w:tc>
+          <w:tcPr>
+            <w:tcW w:w="0" w:type="auto"/>
+            <w:vAlign w:val="center"/>
+            <w:hideMark/>
+          </w:tcPr>
+          <w:p>
+            <w:pPr>
+              <w:spacing w:after="0" w:line="240" w:lineRule="auto"/>
+              <w:rPr>
+                <w:rFonts w:ascii="Times New Roman" w:eastAsia="Times New Roman" w:hAnsi="Times New Roman" w:cs="Times New Roman"/>
+                <w:kern w:val="0"/>
+                <w:sz w:val="24"/>
+                <w:szCs w:val="24"/>
+                <w:lang w:eastAsia="en-IN"/>
+                <w14:ligatures w14:val="none"/>
+              </w:rPr>
+            </w:pPr>
+            <w:r>
+              <w:rPr>
+                <w:rFonts w:ascii="Times New Roman" w:eastAsia="Times New Roman" w:hAnsi="Times New Roman" w:cs="Times New Roman"/>
+                <w:kern w:val="0"/>
+                <w:sz w:val="24"/>
+                <w:szCs w:val="24"/>
+                <w:lang w:eastAsia="en-IN"/>
+                <w14:ligatures w14:val="none"/>
+              </w:rPr>
+              <w:t>0.400</w:t>
+            </w:r>
+          </w:p>
+        </w:tc>
+        <w:tc>
+          <w:tcPr>
+            <w:tcW w:w="0" w:type="auto"/>
+            <w:vAlign w:val="center"/>
+            <w:hideMark/>
+          </w:tcPr>
+          <w:p>
+            <w:pPr>
+              <w:spacing w:after="0" w:line="240" w:lineRule="auto"/>
+              <w:rPr>
+                <w:rFonts w:ascii="Times New Roman" w:eastAsia="Times New Roman" w:hAnsi="Times New Roman" w:cs="Times New Roman"/>
+                <w:kern w:val="0"/>
+                <w:sz w:val="24"/>
+                <w:szCs w:val="24"/>
+                <w:lang w:eastAsia="en-IN"/>
+                <w14:ligatures w14:val="none"/>
+              </w:rPr>
+            </w:pPr>
+          </w:p>
+        </w:tc>
+        <w:tc>
+          <w:tcPr>
+            <w:tcW w:w="0" w:type="auto"/>
+            <w:vAlign w:val="center"/>
+            <w:hideMark/>
+          </w:tcPr>
+          <w:p>
+            <w:pPr>
+              <w:spacing w:after="0" w:line="240" w:lineRule="auto"/>
+              <w:rPr>
+                <w:rFonts w:ascii="Times New Roman" w:eastAsia="Times New Roman" w:hAnsi="Times New Roman" w:cs="Times New Roman"/>
+                <w:kern w:val="0"/>
+                <w:sz w:val="24"/>
+                <w:szCs w:val="24"/>
+                <w:lang w:eastAsia="en-IN"/>
+                <w14:ligatures w14:val="none"/>
+              </w:rPr>
+            </w:pPr>
+            <w:r>
+              <w:rPr>
+                <w:rFonts w:ascii="Times New Roman" w:eastAsia="Times New Roman" w:hAnsi="Times New Roman" w:cs="Times New Roman"/>
+                <w:kern w:val="0"/>
+                <w:sz w:val="24"/>
+                <w:szCs w:val="24"/>
+                <w:lang w:eastAsia="en-IN"/>
+                <w14:ligatures w14:val="none"/>
+              </w:rPr>
+              <w:t>0.933</w:t>
+            </w:r>
+          </w:p>
+        </w:tc>
+        <w:tc>
+          <w:tcPr>
+            <w:tcW w:w="0" w:type="auto"/>
+            <w:vAlign w:val="center"/>
+            <w:hideMark/>
+          </w:tcPr>
+          <w:p>
+            <w:pPr>
+              <w:spacing w:after="0" w:line="240" w:lineRule="auto"/>
+              <w:rPr>
+                <w:rFonts w:ascii="Times New Roman" w:eastAsia="Times New Roman" w:hAnsi="Times New Roman" w:cs="Times New Roman"/>
+                <w:kern w:val="0"/>
+                <w:sz w:val="24"/>
+                <w:szCs w:val="24"/>
+                <w:lang w:eastAsia="en-IN"/>
+                <w14:ligatures w14:val="none"/>
+              </w:rPr>
+            </w:pPr>
+            <w:r>
+              <w:rPr>
+                <w:rFonts w:ascii="Times New Roman" w:eastAsia="Times New Roman" w:hAnsi="Times New Roman" w:cs="Times New Roman"/>
+                <w:kern w:val="0"/>
+                <w:sz w:val="24"/>
+                <w:szCs w:val="24"/>
+                <w:lang w:eastAsia="en-IN"/>
+                <w14:ligatures w14:val="none"/>
+              </w:rPr>
+              <w:t>0.933</w:t>
+            </w:r>
+          </w:p>
+        </w:tc>
+      </w:tr>
+      <w:tr>
+        <w:trPr>
+          <w:tblCellSpacing w:w="15" w:type="dxa"/>
+        </w:trPr>
+        <w:tc>
+          <w:tcPr>
+            <w:tcW w:w="0" w:type="auto"/>
+            <w:vAlign w:val="center"/>
+            <w:hideMark/>
+          </w:tcPr>
+          <w:p>
+            <w:pPr>
+              <w:spacing w:after="0" w:line="240" w:lineRule="auto"/>
+              <w:rPr>
+                <w:rFonts w:ascii="Times New Roman" w:eastAsia="Times New Roman" w:hAnsi="Times New Roman" w:cs="Times New Roman"/>
+                <w:kern w:val="0"/>
+                <w:sz w:val="24"/>
+                <w:szCs w:val="24"/>
+                <w:lang w:eastAsia="en-IN"/>
+                <w14:ligatures w14:val="none"/>
+              </w:rPr>
+            </w:pPr>
+            <w:r>
+              <w:rPr>
+                <w:rFonts w:ascii="Times New Roman" w:eastAsia="Times New Roman" w:hAnsi="Times New Roman" w:cs="Times New Roman"/>
+                <w:kern w:val="0"/>
+                <w:sz w:val="24"/>
+                <w:szCs w:val="24"/>
+                <w:lang w:eastAsia="en-IN"/>
+                <w14:ligatures w14:val="none"/>
+              </w:rPr>
+              <w:t>Initial semantic chunking</w:t>
+            </w:r>
+          </w:p>
+        </w:tc>
+        <w:tc>
+          <w:tcPr>
+            <w:tcW w:w="0" w:type="auto"/>
+            <w:vAlign w:val="center"/>
+            <w:hideMark/>
+          </w:tcPr>
+          <w:p>
+            <w:pPr>
+              <w:spacing w:after="0" w:line="240" w:lineRule="auto"/>
+              <w:rPr>
+                <w:rFonts w:ascii="Times New Roman" w:eastAsia="Times New Roman" w:hAnsi="Times New Roman" w:cs="Times New Roman"/>
+                <w:kern w:val="0"/>
+                <w:sz w:val="24"/>
+                <w:szCs w:val="24"/>
+                <w:lang w:eastAsia="en-IN"/>
+                <w14:ligatures w14:val="none"/>
+              </w:rPr>
+            </w:pPr>
+            <w:r>
+              <w:rPr>
+                <w:rFonts w:ascii="Times New Roman" w:eastAsia="Times New Roman" w:hAnsi="Times New Roman" w:cs="Times New Roman"/>
+                <w:kern w:val="0"/>
+                <w:sz w:val="24"/>
+                <w:szCs w:val="24"/>
+                <w:lang w:eastAsia="en-IN"/>
+                <w14:ligatures w14:val="none"/>
+              </w:rPr>
+              <w:t>0.367</w:t>
+            </w:r>
+          </w:p>
+        </w:tc>
+        <w:tc>
+          <w:tcPr>
+            <w:tcW w:w="0" w:type="auto"/>
+            <w:vAlign w:val="center"/>
+            <w:hideMark/>
+          </w:tcPr>
+          <w:p>
+            <w:pPr>
+              <w:spacing w:after="0" w:line="240" w:lineRule="auto"/>
+              <w:rPr>
+                <w:rFonts w:ascii="Times New Roman" w:eastAsia="Times New Roman" w:hAnsi="Times New Roman" w:cs="Times New Roman"/>
+                <w:kern w:val="0"/>
+                <w:sz w:val="24"/>
+                <w:szCs w:val="24"/>
+                <w:lang w:eastAsia="en-IN"/>
+                <w14:ligatures w14:val="none"/>
+              </w:rPr>
+            </w:pPr>
+          </w:p>
+        </w:tc>
+        <w:tc>
+          <w:tcPr>
+            <w:tcW w:w="0" w:type="auto"/>
+            <w:vAlign w:val="center"/>
+            <w:hideMark/>
+          </w:tcPr>
+          <w:p>
+            <w:pPr>
+              <w:spacing w:after="0" w:line="240" w:lineRule="auto"/>
+              <w:rPr>
+                <w:rFonts w:ascii="Times New Roman" w:eastAsia="Times New Roman" w:hAnsi="Times New Roman" w:cs="Times New Roman"/>
+                <w:kern w:val="0"/>
+                <w:sz w:val="24"/>
+                <w:szCs w:val="24"/>
+                <w:lang w:eastAsia="en-IN"/>
+                <w14:ligatures w14:val="none"/>
+              </w:rPr>
+            </w:pPr>
+            <w:r>
+              <w:rPr>
+                <w:rFonts w:ascii="Times New Roman" w:eastAsia="Times New Roman" w:hAnsi="Times New Roman" w:cs="Times New Roman"/>
+                <w:kern w:val="0"/>
+                <w:sz w:val="24"/>
+                <w:szCs w:val="24"/>
+                <w:lang w:eastAsia="en-IN"/>
+                <w14:ligatures w14:val="none"/>
+              </w:rPr>
+              <w:t>0.667</w:t>
+            </w:r>
+          </w:p>
+        </w:tc>
+        <w:tc>
+          <w:tcPr>
+            <w:tcW w:w="0" w:type="auto"/>
+            <w:vAlign w:val="center"/>
+            <w:hideMark/>
+          </w:tcPr>
+          <w:p>
+            <w:pPr>
+              <w:spacing w:after="0" w:line="240" w:lineRule="auto"/>
+              <w:rPr>
+                <w:rFonts w:ascii="Times New Roman" w:eastAsia="Times New Roman" w:hAnsi="Times New Roman" w:cs="Times New Roman"/>
+                <w:kern w:val="0"/>
+                <w:sz w:val="24"/>
+                <w:szCs w:val="24"/>
+                <w:lang w:eastAsia="en-IN"/>
+                <w14:ligatures w14:val="none"/>
+              </w:rPr>
+            </w:pPr>
+            <w:r>
+              <w:rPr>
+                <w:rFonts w:ascii="Times New Roman" w:eastAsia="Times New Roman" w:hAnsi="Times New Roman" w:cs="Times New Roman"/>
+                <w:kern w:val="0"/>
+                <w:sz w:val="24"/>
+                <w:szCs w:val="24"/>
+                <w:lang w:eastAsia="en-IN"/>
+                <w14:ligatures w14:val="none"/>
+              </w:rPr>
+              <w:t>0.800</w:t>
+            </w:r>
+          </w:p>
+        </w:tc>
+      </w:tr>
+    </w:tbl>
+    <w:p>
+      <w:pPr>
+        <w:pStyle w:val="ListParagraph"/>
+        <w:spacing w:before="100" w:beforeAutospacing="1" w:after="100" w:afterAutospacing="1" w:line="240" w:lineRule="auto"/>
+        <w:ind w:left="1440"/>
+        <w:rPr>
+          <w:rFonts w:ascii="Times New Roman" w:eastAsia="Times New Roman" w:hAnsi="Times New Roman" w:cs="Times New Roman"/>
+          <w:kern w:val="0"/>
+          <w:sz w:val="24"/>
+          <w:szCs w:val="24"/>
+          <w:lang w:eastAsia="en-IN"/>
+          <w14:ligatures w14:val="none"/>
+        </w:rPr>
+      </w:pPr>
+      <w:r>
+        <w:rPr>
+          <w:rFonts w:ascii="Times New Roman" w:eastAsia="Times New Roman" w:hAnsi="Times New Roman" w:cs="Times New Roman"/>
+          <w:kern w:val="0"/>
+          <w:sz w:val="24"/>
+          <w:szCs w:val="24"/>
+          <w:lang w:eastAsia="en-IN"/>
+          <w14:ligatures w14:val="none"/>
+        </w:rPr>
+        <w:t xml:space="preserve">The initial semantic approach therefore performed worse than the fixed-size baseline across all three </w:t>
+      </w:r>
+      <w:proofErr w:type="spellStart"/>
+      <w:r>
+        <w:rPr>
+          <w:rFonts w:ascii="Times New Roman" w:eastAsia="Times New Roman" w:hAnsi="Times New Roman" w:cs="Times New Roman"/>
+          <w:kern w:val="0"/>
+          <w:sz w:val="24"/>
+          <w:szCs w:val="24"/>
+          <w:lang w:eastAsia="en-IN"/>
+          <w14:ligatures w14:val="none"/>
+        </w:rPr>
+        <w:t>Recall@k</w:t>
+      </w:r>
+      <w:proofErr w:type="spellEnd"/>
+      <w:r>
+        <w:rPr>
+          <w:rFonts w:ascii="Times New Roman" w:eastAsia="Times New Roman" w:hAnsi="Times New Roman" w:cs="Times New Roman"/>
+          <w:kern w:val="0"/>
+          <w:sz w:val="24"/>
+          <w:szCs w:val="24"/>
+          <w:lang w:eastAsia="en-IN"/>
+          <w14:ligatures w14:val="none"/>
+        </w:rPr>
+        <w:t xml:space="preserve"> values. This indicated that simply introducing semantic similarity was not sufficient and that the boundary-detection method required further refinement. </w:t>
+      </w:r>
+    </w:p>
+    <w:p>
+      <w:pPr>
+        <w:pStyle w:val="ListParagraph"/>
+        <w:spacing w:before="100" w:beforeAutospacing="1" w:after="100" w:afterAutospacing="1" w:line="240" w:lineRule="auto"/>
+        <w:ind w:left="1440"/>
+        <w:outlineLvl w:val="2"/>
+        <w:rPr>
+          <w:rFonts w:eastAsia="Times New Roman" w:cs="Times New Roman"/>
+          <w:kern w:val="0"/>
+          <w:sz w:val="27"/>
+          <w:szCs w:val="27"/>
+          <w:lang w:eastAsia="en-IN"/>
+          <w14:ligatures w14:val="none"/>
+        </w:rPr>
+      </w:pPr>
+    </w:p>
+    <w:p>
+      <w:pPr>
+        <w:pStyle w:val="ListParagraph"/>
+        <w:spacing w:before="100" w:beforeAutospacing="1" w:after="100" w:afterAutospacing="1" w:line="240" w:lineRule="auto"/>
+        <w:ind w:left="1440"/>
         <w:rPr>
           <w:rFonts w:eastAsia="Times New Roman" w:cs="Times New Roman"/>
           <w:kern w:val="0"/>
@@ -1466,7 +2380,39 @@
           <w:lang w:eastAsia="en-IN"/>
           <w14:ligatures w14:val="none"/>
         </w:rPr>
-        <w:t>The refined semantic chunking pipeline was evaluated against the fixed-size baseline, with the following results:</w:t>
+      </w:pPr>
+      <w:r>
+        <w:rPr>
+          <w:rFonts w:eastAsia="Times New Roman" w:cs="Times New Roman"/>
+          <w:kern w:val="0"/>
+          <w:sz w:val="24"/>
+          <w:szCs w:val="24"/>
+          <w:lang w:eastAsia="en-IN"/>
+          <w14:ligatures w14:val="none"/>
+        </w:rPr>
+        <w:t>The refined semantic chunking pipeline</w:t>
+      </w:r>
+      <w:r>
+        <w:rPr>
+          <w:rFonts w:eastAsia="Times New Roman" w:cs="Times New Roman"/>
+          <w:kern w:val="0"/>
+          <w:sz w:val="24"/>
+          <w:szCs w:val="24"/>
+          <w:lang w:eastAsia="en-IN"/>
+          <w14:ligatures w14:val="none"/>
+        </w:rPr>
+        <w:t>, that is, after implementing the discussed changes,</w:t>
+      </w:r>
+      <w:r>
+        <w:rPr>
+          <w:rFonts w:eastAsia="Times New Roman" w:cs="Times New Roman"/>
+          <w:kern w:val="0"/>
+          <w:sz w:val="24"/>
+          <w:szCs w:val="24"/>
+          <w:lang w:eastAsia="en-IN"/>
+          <w14:ligatures w14:val="none"/>
+        </w:rPr>
+        <w:t xml:space="preserve"> was evaluated against the fixed-size baseline, with the following results:</w:t>
       </w:r>
     </w:p>
     <w:tbl>
@@ -1945,7 +2891,6 @@
           <w:lang w:eastAsia="en-IN"/>
           <w14:ligatures w14:val="none"/>
         </w:rPr>
-        <w:lastRenderedPageBreak/>
         <w:t>However, it performed slightly worse than the baseline at k = 3, suggesting that some of the required context was not being ranked highly enough despite being present within the retrieved candidate pool.</w:t>
       </w:r>
     </w:p>
@@ -2003,6 +2948,7 @@
         <w:ind w:left="1440"/>
       </w:pPr>
       <w:r>
+        <w:lastRenderedPageBreak/>
         <w:t xml:space="preserve">Based on the failure analysis, a second step of reranking was implemented to provide a more robust ranking system. The model used for the reranking was </w:t>
       </w:r>
       <w:r>
@@ -2312,7 +3258,15 @@
         <w:ind w:left="1440"/>
       </w:pPr>
       <w:r>
-        <w:t>The resulting system accepts natural-language questions, applies dense retrieval and relevance filtering, reranks the candidate chunks, and returns the five highest-ranked transcript passages.</w:t>
+        <w:t xml:space="preserve">The resulting system accepts natural-language questions, applies dense retrieval and relevance filtering, </w:t>
+      </w:r>
+      <w:proofErr w:type="spellStart"/>
+      <w:r>
+        <w:t>reranks</w:t>
+      </w:r>
+      <w:proofErr w:type="spellEnd"/>
+      <w:r>
+        <w:t xml:space="preserve"> the candidate chunks, and returns the five highest-ranked transcript passages.</w:t>
       </w:r>
     </w:p>
     <w:p>
@@ -2321,10 +3275,513 @@
         <w:ind w:left="426"/>
       </w:pPr>
       <w:r>
+        <w:t>Final Implementation:</w:t>
+      </w:r>
+    </w:p>
+    <w:p>
+      <w:pPr>
+        <w:pStyle w:val="ListParagraph"/>
+        <w:ind w:left="426"/>
+      </w:pPr>
+      <w:r>
         <w:t xml:space="preserve">The final implementation included an interactive retrieval system (test_retrieve.py). </w:t>
       </w:r>
       <w:r>
         <w:t>Users can enter any natural-language questions, which will then be passed to the retrieval system to compare it against the stored semantically processed chunks, to return the 5 highest-ranked passages and their corresponding relevance scores.</w:t>
+      </w:r>
+    </w:p>
+    <w:tbl>
+      <w:tblPr>
+        <w:tblW w:w="0" w:type="auto"/>
+        <w:tblCellSpacing w:w="15" w:type="dxa"/>
+        <w:tblCellMar>
+          <w:top w:w="15" w:type="dxa"/>
+          <w:left w:w="15" w:type="dxa"/>
+          <w:bottom w:w="15" w:type="dxa"/>
+          <w:right w:w="15" w:type="dxa"/>
+        </w:tblCellMar>
+        <w:tblLook w:val="04A0" w:firstRow="1" w:lastRow="0" w:firstColumn="1" w:lastColumn="0" w:noHBand="0" w:noVBand="1"/>
+      </w:tblPr>
+      <w:tblGrid>
+        <w:gridCol w:w="2161"/>
+        <w:gridCol w:w="938"/>
+        <w:gridCol w:w="938"/>
+        <w:gridCol w:w="1038"/>
+      </w:tblGrid>
+      <w:tr>
+        <w:trPr>
+          <w:tblHeader/>
+          <w:tblCellSpacing w:w="15" w:type="dxa"/>
+        </w:trPr>
+        <w:tc>
+          <w:tcPr>
+            <w:tcW w:w="0" w:type="auto"/>
+            <w:vAlign w:val="center"/>
+            <w:hideMark/>
+          </w:tcPr>
+          <w:p>
+            <w:pPr>
+              <w:pStyle w:val="ListParagraph"/>
+              <w:ind w:left="426"/>
+              <w:rPr>
+                <w:b/>
+                <w:bCs/>
+              </w:rPr>
+            </w:pPr>
+            <w:r>
+              <w:rPr>
+                <w:b/>
+                <w:bCs/>
+              </w:rPr>
+              <w:t>Implementation</w:t>
+            </w:r>
+          </w:p>
+        </w:tc>
+        <w:tc>
+          <w:tcPr>
+            <w:tcW w:w="0" w:type="auto"/>
+            <w:vAlign w:val="center"/>
+            <w:hideMark/>
+          </w:tcPr>
+          <w:p>
+            <w:pPr>
+              <w:pStyle w:val="ListParagraph"/>
+              <w:ind w:left="426"/>
+              <w:rPr>
+                <w:b/>
+                <w:bCs/>
+              </w:rPr>
+            </w:pPr>
+            <w:r>
+              <w:rPr>
+                <w:b/>
+                <w:bCs/>
+              </w:rPr>
+              <w:t>R@1</w:t>
+            </w:r>
+          </w:p>
+        </w:tc>
+        <w:tc>
+          <w:tcPr>
+            <w:tcW w:w="0" w:type="auto"/>
+            <w:vAlign w:val="center"/>
+            <w:hideMark/>
+          </w:tcPr>
+          <w:p>
+            <w:pPr>
+              <w:pStyle w:val="ListParagraph"/>
+              <w:ind w:left="426"/>
+              <w:rPr>
+                <w:b/>
+                <w:bCs/>
+              </w:rPr>
+            </w:pPr>
+            <w:r>
+              <w:rPr>
+                <w:b/>
+                <w:bCs/>
+              </w:rPr>
+              <w:t>R@3</w:t>
+            </w:r>
+          </w:p>
+        </w:tc>
+        <w:tc>
+          <w:tcPr>
+            <w:tcW w:w="0" w:type="auto"/>
+            <w:vAlign w:val="center"/>
+            <w:hideMark/>
+          </w:tcPr>
+          <w:p>
+            <w:pPr>
+              <w:pStyle w:val="ListParagraph"/>
+              <w:ind w:left="426"/>
+              <w:rPr>
+                <w:b/>
+                <w:bCs/>
+              </w:rPr>
+            </w:pPr>
+            <w:r>
+              <w:rPr>
+                <w:b/>
+                <w:bCs/>
+              </w:rPr>
+              <w:t>R@5</w:t>
+            </w:r>
+          </w:p>
+        </w:tc>
+      </w:tr>
+      <w:tr>
+        <w:trPr>
+          <w:tblCellSpacing w:w="15" w:type="dxa"/>
+        </w:trPr>
+        <w:tc>
+          <w:tcPr>
+            <w:tcW w:w="0" w:type="auto"/>
+            <w:vAlign w:val="center"/>
+            <w:hideMark/>
+          </w:tcPr>
+          <w:p>
+            <w:pPr>
+              <w:pStyle w:val="ListParagraph"/>
+              <w:ind w:left="426"/>
+            </w:pPr>
+            <w:r>
+              <w:t>Fixed baseline</w:t>
+            </w:r>
+          </w:p>
+        </w:tc>
+        <w:tc>
+          <w:tcPr>
+            <w:tcW w:w="0" w:type="auto"/>
+            <w:vAlign w:val="center"/>
+            <w:hideMark/>
+          </w:tcPr>
+          <w:p>
+            <w:pPr>
+              <w:pStyle w:val="ListParagraph"/>
+              <w:ind w:left="426"/>
+            </w:pPr>
+            <w:r>
+              <w:t>.400</w:t>
+            </w:r>
+          </w:p>
+        </w:tc>
+        <w:tc>
+          <w:tcPr>
+            <w:tcW w:w="0" w:type="auto"/>
+            <w:vAlign w:val="center"/>
+            <w:hideMark/>
+          </w:tcPr>
+          <w:p>
+            <w:pPr>
+              <w:pStyle w:val="ListParagraph"/>
+              <w:ind w:left="426"/>
+            </w:pPr>
+            <w:r>
+              <w:t>.933</w:t>
+            </w:r>
+          </w:p>
+        </w:tc>
+        <w:tc>
+          <w:tcPr>
+            <w:tcW w:w="0" w:type="auto"/>
+            <w:vAlign w:val="center"/>
+            <w:hideMark/>
+          </w:tcPr>
+          <w:p>
+            <w:pPr>
+              <w:pStyle w:val="ListParagraph"/>
+              <w:ind w:left="426"/>
+            </w:pPr>
+            <w:r>
+              <w:t>.933</w:t>
+            </w:r>
+          </w:p>
+        </w:tc>
+      </w:tr>
+      <w:tr>
+        <w:trPr>
+          <w:tblCellSpacing w:w="15" w:type="dxa"/>
+        </w:trPr>
+        <w:tc>
+          <w:tcPr>
+            <w:tcW w:w="0" w:type="auto"/>
+            <w:vAlign w:val="center"/>
+            <w:hideMark/>
+          </w:tcPr>
+          <w:p>
+            <w:pPr>
+              <w:pStyle w:val="ListParagraph"/>
+              <w:ind w:left="426"/>
+            </w:pPr>
+            <w:r>
+              <w:t>Initial semantic</w:t>
+            </w:r>
+          </w:p>
+        </w:tc>
+        <w:tc>
+          <w:tcPr>
+            <w:tcW w:w="0" w:type="auto"/>
+            <w:vAlign w:val="center"/>
+            <w:hideMark/>
+          </w:tcPr>
+          <w:p>
+            <w:pPr>
+              <w:pStyle w:val="ListParagraph"/>
+              <w:ind w:left="426"/>
+            </w:pPr>
+            <w:r>
+              <w:t>.367</w:t>
+            </w:r>
+          </w:p>
+        </w:tc>
+        <w:tc>
+          <w:tcPr>
+            <w:tcW w:w="0" w:type="auto"/>
+            <w:vAlign w:val="center"/>
+            <w:hideMark/>
+          </w:tcPr>
+          <w:p>
+            <w:pPr>
+              <w:pStyle w:val="ListParagraph"/>
+              <w:ind w:left="426"/>
+            </w:pPr>
+            <w:r>
+              <w:t>.667</w:t>
+            </w:r>
+          </w:p>
+        </w:tc>
+        <w:tc>
+          <w:tcPr>
+            <w:tcW w:w="0" w:type="auto"/>
+            <w:vAlign w:val="center"/>
+            <w:hideMark/>
+          </w:tcPr>
+          <w:p>
+            <w:pPr>
+              <w:pStyle w:val="ListParagraph"/>
+              <w:ind w:left="426"/>
+            </w:pPr>
+            <w:r>
+              <w:t>.800</w:t>
+            </w:r>
+          </w:p>
+        </w:tc>
+      </w:tr>
+      <w:tr>
+        <w:trPr>
+          <w:tblCellSpacing w:w="15" w:type="dxa"/>
+        </w:trPr>
+        <w:tc>
+          <w:tcPr>
+            <w:tcW w:w="0" w:type="auto"/>
+            <w:vAlign w:val="center"/>
+            <w:hideMark/>
+          </w:tcPr>
+          <w:p>
+            <w:pPr>
+              <w:pStyle w:val="ListParagraph"/>
+              <w:ind w:left="426"/>
+            </w:pPr>
+            <w:r>
+              <w:t>Refined semantic</w:t>
+            </w:r>
+          </w:p>
+        </w:tc>
+        <w:tc>
+          <w:tcPr>
+            <w:tcW w:w="0" w:type="auto"/>
+            <w:vAlign w:val="center"/>
+            <w:hideMark/>
+          </w:tcPr>
+          <w:p>
+            <w:pPr>
+              <w:pStyle w:val="ListParagraph"/>
+              <w:ind w:left="426"/>
+            </w:pPr>
+            <w:r>
+              <w:t>.667</w:t>
+            </w:r>
+          </w:p>
+        </w:tc>
+        <w:tc>
+          <w:tcPr>
+            <w:tcW w:w="0" w:type="auto"/>
+            <w:vAlign w:val="center"/>
+            <w:hideMark/>
+          </w:tcPr>
+          <w:p>
+            <w:pPr>
+              <w:pStyle w:val="ListParagraph"/>
+              <w:ind w:left="426"/>
+            </w:pPr>
+            <w:r>
+              <w:t>.867</w:t>
+            </w:r>
+          </w:p>
+        </w:tc>
+        <w:tc>
+          <w:tcPr>
+            <w:tcW w:w="0" w:type="auto"/>
+            <w:vAlign w:val="center"/>
+            <w:hideMark/>
+          </w:tcPr>
+          <w:p>
+            <w:pPr>
+              <w:pStyle w:val="ListParagraph"/>
+              <w:ind w:left="426"/>
+            </w:pPr>
+            <w:r>
+              <w:t>1.000</w:t>
+            </w:r>
+          </w:p>
+        </w:tc>
+      </w:tr>
+      <w:tr>
+        <w:trPr>
+          <w:tblCellSpacing w:w="15" w:type="dxa"/>
+        </w:trPr>
+        <w:tc>
+          <w:tcPr>
+            <w:tcW w:w="0" w:type="auto"/>
+            <w:vAlign w:val="center"/>
+            <w:hideMark/>
+          </w:tcPr>
+          <w:p>
+            <w:pPr>
+              <w:pStyle w:val="ListParagraph"/>
+              <w:ind w:left="426"/>
+            </w:pPr>
+            <w:r>
+              <w:t>+ Cross-encoder</w:t>
+            </w:r>
+          </w:p>
+        </w:tc>
+        <w:tc>
+          <w:tcPr>
+            <w:tcW w:w="0" w:type="auto"/>
+            <w:vAlign w:val="center"/>
+            <w:hideMark/>
+          </w:tcPr>
+          <w:p>
+            <w:pPr>
+              <w:pStyle w:val="ListParagraph"/>
+              <w:ind w:left="426"/>
+            </w:pPr>
+            <w:r>
+              <w:rPr>
+                <w:b/>
+                <w:bCs/>
+              </w:rPr>
+              <w:t>.700</w:t>
+            </w:r>
+          </w:p>
+        </w:tc>
+        <w:tc>
+          <w:tcPr>
+            <w:tcW w:w="0" w:type="auto"/>
+            <w:vAlign w:val="center"/>
+            <w:hideMark/>
+          </w:tcPr>
+          <w:p>
+            <w:pPr>
+              <w:pStyle w:val="ListParagraph"/>
+              <w:ind w:left="426"/>
+            </w:pPr>
+            <w:r>
+              <w:rPr>
+                <w:b/>
+                <w:bCs/>
+              </w:rPr>
+              <w:t>.900</w:t>
+            </w:r>
+          </w:p>
+        </w:tc>
+        <w:tc>
+          <w:tcPr>
+            <w:tcW w:w="0" w:type="auto"/>
+            <w:vAlign w:val="center"/>
+            <w:hideMark/>
+          </w:tcPr>
+          <w:p>
+            <w:pPr>
+              <w:pStyle w:val="ListParagraph"/>
+              <w:ind w:left="426"/>
+            </w:pPr>
+            <w:r>
+              <w:rPr>
+                <w:b/>
+                <w:bCs/>
+              </w:rPr>
+              <w:t>1.000</w:t>
+            </w:r>
+          </w:p>
+        </w:tc>
+      </w:tr>
+    </w:tbl>
+    <w:p>
+      <w:pPr>
+        <w:pStyle w:val="ListParagraph"/>
+        <w:ind w:left="426"/>
+      </w:pPr>
+    </w:p>
+    <w:p>
+      <w:pPr>
+        <w:pStyle w:val="ListParagraph"/>
+        <w:ind w:left="426"/>
+        <w:rPr>
+          <w:b/>
+          <w:bCs/>
+        </w:rPr>
+      </w:pPr>
+    </w:p>
+    <w:p>
+      <w:pPr>
+        <w:pStyle w:val="ListParagraph"/>
+        <w:ind w:left="426"/>
+      </w:pPr>
+      <w:r>
+        <w:rPr>
+          <w:b/>
+          <w:bCs/>
+        </w:rPr>
+        <w:t>Limitations:</w:t>
+      </w:r>
+    </w:p>
+    <w:p>
+      <w:pPr>
+        <w:pStyle w:val="ListParagraph"/>
+        <w:ind w:left="426"/>
+      </w:pPr>
+      <w:r>
+        <w:t>The evaluation was conducted on a relatively small, manually constructed dataset of 30 questions across three transcripts. Although the results demonstrate improvements on the selected dataset, they may not necessarily generalise to the much larger and more diverse archive</w:t>
+      </w:r>
+      <w:r>
+        <w:t>s.</w:t>
+      </w:r>
+    </w:p>
+    <w:p>
+      <w:pPr>
+        <w:pStyle w:val="ListParagraph"/>
+        <w:ind w:left="426"/>
+      </w:pPr>
+    </w:p>
+    <w:p>
+      <w:pPr>
+        <w:pStyle w:val="ListParagraph"/>
+        <w:ind w:left="426"/>
+      </w:pPr>
+      <w:r>
+        <w:t xml:space="preserve">Although existing frameworks such as </w:t>
+      </w:r>
+      <w:proofErr w:type="spellStart"/>
+      <w:r>
+        <w:t>LangChain</w:t>
+      </w:r>
+      <w:proofErr w:type="spellEnd"/>
+      <w:r>
+        <w:t xml:space="preserve"> provide semantic text-splitting utilities, </w:t>
+      </w:r>
+      <w:r>
+        <w:t>I</w:t>
+      </w:r>
+      <w:r>
+        <w:t xml:space="preserve"> implemented a custom semantic chunking pipeline to retain explicit control over boundary detection, similarity smoothing, token constraints and chunk merging. This also allowed us to directly evaluate our proposed approach against a fixed-size chunking baseline.</w:t>
+      </w:r>
+    </w:p>
+    <w:p>
+      <w:pPr>
+        <w:pStyle w:val="ListParagraph"/>
+        <w:ind w:left="426"/>
+      </w:pPr>
+    </w:p>
+    <w:p>
+      <w:pPr>
+        <w:pStyle w:val="ListParagraph"/>
+        <w:ind w:left="426"/>
+      </w:pPr>
+      <w:r>
+        <w:t>Interestingly, this result reflects an observation discussed by Hearst in the context of earlier passage-retrieval experiments: semantically motivated passage boundaries did not consistently outperform appropriately sized arbitrary blocks. Similarly, although our semantic method substantially improved Recall@1 and Recall@5, it did not outperform the fixed-size baseline at Recall@3. However, our evaluation contains only 30 questions across three transcripts, so this similarity should be treated as an observation rather than evidence of a general result.</w:t>
       </w:r>
     </w:p>
     <w:sectPr>
